--- a/pr-preview/pr-423/chapters/defining-terms-tracked-changes.docx
+++ b/pr-preview/pr-423/chapters/defining-terms-tracked-changes.docx
@@ -16,7 +16,7 @@
       </w:pPr>
       <w:del w:id="1" w:author="PR Preview" w:date="2026-01-01T00:00:00Z">
         <w:r>
-          <w:delText xml:space="preserve">Last modified: 2026-10-29 14:29:08 (PDT)</w:delText>
+          <w:delText xml:space="preserve">Last modified: 2026-10-29 14:35:32 (PDT)</w:delText>
         </w:r>
       </w:del>
     </w:p>
@@ -26,7 +26,7 @@
       </w:pPr>
       <w:ins w:id="2" w:author="PR Preview" w:date="2026-01-01T00:00:00Z">
         <w:r>
-          <w:t xml:space="preserve">Last modified: 2026-10-29 14:29:02 (PDT)</w:t>
+          <w:t xml:space="preserve">Last modified: 2026-10-29 14:36:23 (PDT)</w:t>
         </w:r>
       </w:ins>
     </w:p>

--- a/pr-preview/pr-423/chapters/defining-terms-tracked-changes.docx
+++ b/pr-preview/pr-423/chapters/defining-terms-tracked-changes.docx
@@ -16,7 +16,7 @@
       </w:pPr>
       <w:del w:id="1" w:author="PR Preview" w:date="2026-01-01T00:00:00Z">
         <w:r>
-          <w:delText xml:space="preserve">Last modified: 2026-10-29 14:35:32 (PDT)</w:delText>
+          <w:delText xml:space="preserve">Last modified: 2026-10-29 15:25:43 (PDT)</w:delText>
         </w:r>
       </w:del>
     </w:p>
@@ -26,7 +26,7 @@
       </w:pPr>
       <w:ins w:id="2" w:author="PR Preview" w:date="2026-01-01T00:00:00Z">
         <w:r>
-          <w:t xml:space="preserve">Last modified: 2026-10-29 14:36:23 (PDT)</w:t>
+          <w:t xml:space="preserve">Last modified: 2026-10-29 15:26:12 (PDT)</w:t>
         </w:r>
       </w:ins>
     </w:p>
@@ -2069,170 +2069,112 @@
           <w:numId w:val="1001"/>
         </w:numPr>
       </w:pPr>
-      <w:ins w:id="3" w:author="PR Preview" w:date="2026-01-01T00:00:00Z">
+      <w:r>
+        <w:rPr>
+          <w:b/>
+          <w:bCs/>
+        </w:rPr>
+        <w:t xml:space="preserve">Put only the defining equation in a definition, and state equivalences as results:</w:t>
+      </w:r>
+      <w:r>
+        <w:t xml:space="preserve"> </w:t>
+      </w:r>
+      <w:r>
+        <w:t xml:space="preserve">A definition div displays one equation,</w:t>
+      </w:r>
+      <w:r>
+        <w:t xml:space="preserve"> </w:t>
+      </w:r>
+      <w:r>
+        <w:t xml:space="preserve">the one that links the symbol of the defined</w:t>
+      </w:r>
+      <w:r>
+        <w:t xml:space="preserve"> </w:t>
+      </w:r>
+      <w:hyperlink w:anchor="def-term">
         <w:r>
           <w:rPr>
-            <w:b/>
-            <w:bCs/>
+            <w:rStyle w:val="Hyperlink"/>
           </w:rPr>
-          <w:t xml:space="preserve">Put only the defining equation in a definition, and state equivalences as results:</w:t>
+          <w:t xml:space="preserve">term</w:t>
         </w:r>
-      </w:ins>
-      <w:ins w:id="4" w:author="PR Preview" w:date="2026-01-01T00:00:00Z">
+      </w:hyperlink>
+      <w:r>
+        <w:t xml:space="preserve"> </w:t>
+      </w:r>
+      <w:r>
+        <w:t xml:space="preserve">to its definitional expression.</w:t>
+      </w:r>
+      <w:r>
+        <w:t xml:space="preserve"> </w:t>
+      </w:r>
+      <w:r>
+        <w:t xml:space="preserve">It does not display a chain of equal expressions,</w:t>
+      </w:r>
+      <w:r>
+        <w:t xml:space="preserve"> </w:t>
+      </w:r>
+      <w:r>
+        <w:t xml:space="preserve">and it does not display an equivalent form.</w:t>
+      </w:r>
+      <w:r>
+        <w:t xml:space="preserve"> </w:t>
+      </w:r>
+      <w:r>
+        <w:t xml:space="preserve">It does not state that the defined concept is the same as, or equivalent to, another concept either.</w:t>
+      </w:r>
+      <w:r>
+        <w:t xml:space="preserve"> </w:t>
+      </w:r>
+      <w:r>
+        <w:t xml:space="preserve">State each equality between expressions, and each equivalence between concepts,</w:t>
+      </w:r>
+      <w:r>
+        <w:t xml:space="preserve"> </w:t>
+      </w:r>
+      <w:r>
+        <w:t xml:space="preserve">in its own result (a theorem, lemma, corollary or proposition) after the definition.</w:t>
+      </w:r>
+      <w:r>
+        <w:t xml:space="preserve"> </w:t>
+      </w:r>
+      <w:r>
+        <w:t xml:space="preserve">For example, define the residual</w:t>
+      </w:r>
+      <w:r>
+        <w:t xml:space="preserve"> </w:t>
+      </w:r>
+      <w:hyperlink r:id="rId17">
         <w:r>
-          <w:t xml:space="preserve"> </w:t>
+          <w:rPr>
+            <w:rStyle w:val="Hyperlink"/>
+          </w:rPr>
+          <w:t xml:space="preserve">variance</w:t>
         </w:r>
-      </w:ins>
-      <w:ins w:id="5" w:author="PR Preview" w:date="2026-01-01T00:00:00Z">
-        <w:r>
-          <w:t xml:space="preserve">A definition div displays one equation,</w:t>
-        </w:r>
-      </w:ins>
-      <w:ins w:id="6" w:author="PR Preview" w:date="2026-01-01T00:00:00Z">
-        <w:r>
-          <w:t xml:space="preserve"> </w:t>
-        </w:r>
-      </w:ins>
-      <w:ins w:id="7" w:author="PR Preview" w:date="2026-01-01T00:00:00Z">
-        <w:r>
-          <w:t xml:space="preserve">the one that links the symbol of the defined</w:t>
-        </w:r>
-      </w:ins>
-      <w:ins w:id="8" w:author="PR Preview" w:date="2026-01-01T00:00:00Z">
-        <w:r>
-          <w:t xml:space="preserve"> </w:t>
-        </w:r>
-      </w:ins>
-      <w:hyperlink w:anchor="def-term">
-        <w:ins w:id="9" w:author="PR Preview" w:date="2026-01-01T00:00:00Z">
-          <w:r>
-            <w:rPr>
-              <w:rStyle w:val="Hyperlink"/>
-            </w:rPr>
-            <w:t xml:space="preserve">term</w:t>
-          </w:r>
-        </w:ins>
       </w:hyperlink>
-      <w:ins w:id="10" w:author="PR Preview" w:date="2026-01-01T00:00:00Z">
-        <w:r>
-          <w:t xml:space="preserve"> </w:t>
-        </w:r>
-      </w:ins>
-      <w:ins w:id="11" w:author="PR Preview" w:date="2026-01-01T00:00:00Z">
-        <w:r>
-          <w:t xml:space="preserve">to its definitional expression.</w:t>
-        </w:r>
-      </w:ins>
-      <w:ins w:id="12" w:author="PR Preview" w:date="2026-01-01T00:00:00Z">
-        <w:r>
-          <w:t xml:space="preserve"> </w:t>
-        </w:r>
-      </w:ins>
-      <w:ins w:id="13" w:author="PR Preview" w:date="2026-01-01T00:00:00Z">
-        <w:r>
-          <w:t xml:space="preserve">It does not display a chain of equal expressions,</w:t>
-        </w:r>
-      </w:ins>
-      <w:ins w:id="14" w:author="PR Preview" w:date="2026-01-01T00:00:00Z">
-        <w:r>
-          <w:t xml:space="preserve"> </w:t>
-        </w:r>
-      </w:ins>
-      <w:ins w:id="15" w:author="PR Preview" w:date="2026-01-01T00:00:00Z">
-        <w:r>
-          <w:t xml:space="preserve">and it does not display an equivalent form.</w:t>
-        </w:r>
-      </w:ins>
-      <w:ins w:id="16" w:author="PR Preview" w:date="2026-01-01T00:00:00Z">
-        <w:r>
-          <w:t xml:space="preserve"> </w:t>
-        </w:r>
-      </w:ins>
-      <w:ins w:id="17" w:author="PR Preview" w:date="2026-01-01T00:00:00Z">
-        <w:r>
-          <w:t xml:space="preserve">It does not state that the defined concept is the same as, or equivalent to, another concept either.</w:t>
-        </w:r>
-      </w:ins>
-      <w:ins w:id="18" w:author="PR Preview" w:date="2026-01-01T00:00:00Z">
-        <w:r>
-          <w:t xml:space="preserve"> </w:t>
-        </w:r>
-      </w:ins>
-      <w:ins w:id="19" w:author="PR Preview" w:date="2026-01-01T00:00:00Z">
-        <w:r>
-          <w:t xml:space="preserve">State each equality between expressions, and each equivalence between concepts,</w:t>
-        </w:r>
-      </w:ins>
-      <w:ins w:id="20" w:author="PR Preview" w:date="2026-01-01T00:00:00Z">
-        <w:r>
-          <w:t xml:space="preserve"> </w:t>
-        </w:r>
-      </w:ins>
-      <w:ins w:id="21" w:author="PR Preview" w:date="2026-01-01T00:00:00Z">
-        <w:r>
-          <w:t xml:space="preserve">in its own result (a theorem, lemma, corollary or proposition) after the definition.</w:t>
-        </w:r>
-      </w:ins>
-      <w:ins w:id="22" w:author="PR Preview" w:date="2026-01-01T00:00:00Z">
-        <w:r>
-          <w:t xml:space="preserve"> </w:t>
-        </w:r>
-      </w:ins>
-      <w:ins w:id="23" w:author="PR Preview" w:date="2026-01-01T00:00:00Z">
-        <w:r>
-          <w:t xml:space="preserve">For example, define the residual</w:t>
-        </w:r>
-      </w:ins>
-      <w:ins w:id="24" w:author="PR Preview" w:date="2026-01-01T00:00:00Z">
-        <w:r>
-          <w:t xml:space="preserve"> </w:t>
-        </w:r>
-      </w:ins>
-      <w:hyperlink r:id="rId17">
-        <w:ins w:id="25" w:author="PR Preview" w:date="2026-01-01T00:00:00Z">
-          <w:r>
-            <w:rPr>
-              <w:rStyle w:val="Hyperlink"/>
-            </w:rPr>
-            <w:t xml:space="preserve">variance</w:t>
-          </w:r>
-        </w:ins>
-      </w:hyperlink>
-      <w:ins w:id="26" w:author="PR Preview" w:date="2026-01-01T00:00:00Z">
-        <w:r>
-          <w:t xml:space="preserve"> </w:t>
-        </w:r>
-      </w:ins>
-      <w:ins w:id="27" w:author="PR Preview" w:date="2026-01-01T00:00:00Z">
-        <w:r>
-          <w:t xml:space="preserve">at</w:t>
-        </w:r>
-      </w:ins>
-      <w:ins w:id="28" w:author="PR Preview" w:date="2026-01-01T00:00:00Z">
-        <w:r>
-          <w:t xml:space="preserve"> </w:t>
-        </w:r>
-      </w:ins>
+      <w:r>
+        <w:t xml:space="preserve"> </w:t>
+      </w:r>
+      <w:r>
+        <w:t xml:space="preserve">at</w:t>
+      </w:r>
+      <w:r>
+        <w:t xml:space="preserve"> </w:t>
+      </w:r>
       <m:oMath>
         <m:r>
           <m:t>x</m:t>
         </m:r>
       </m:oMath>
-      <w:ins w:id="29" w:author="PR Preview" w:date="2026-01-01T00:00:00Z">
-        <w:r>
-          <w:t xml:space="preserve"> </w:t>
-        </w:r>
-      </w:ins>
-      <w:ins w:id="30" w:author="PR Preview" w:date="2026-01-01T00:00:00Z">
-        <w:r>
-          <w:t xml:space="preserve">as</w:t>
-        </w:r>
-      </w:ins>
-      <w:ins w:id="31" w:author="PR Preview" w:date="2026-01-01T00:00:00Z">
-        <w:r>
-          <w:t xml:space="preserve"> </w:t>
-        </w:r>
-      </w:ins>
+      <w:r>
+        <w:t xml:space="preserve"> </w:t>
+      </w:r>
+      <w:r>
+        <w:t xml:space="preserve">as</w:t>
+      </w:r>
+      <w:r>
+        <w:t xml:space="preserve"> </w:t>
+      </w:r>
       <m:oMath>
         <m:sSup>
           <m:e>
@@ -2309,26 +2251,18 @@
           <m:t>​</m:t>
         </m:r>
       </m:oMath>
-      <w:ins w:id="32" w:author="PR Preview" w:date="2026-01-01T00:00:00Z">
-        <w:r>
-          <w:t xml:space="preserve">,</w:t>
-        </w:r>
-      </w:ins>
-      <w:ins w:id="33" w:author="PR Preview" w:date="2026-01-01T00:00:00Z">
-        <w:r>
-          <w:t xml:space="preserve"> </w:t>
-        </w:r>
-      </w:ins>
-      <w:ins w:id="34" w:author="PR Preview" w:date="2026-01-01T00:00:00Z">
-        <w:r>
-          <w:t xml:space="preserve">then state</w:t>
-        </w:r>
-      </w:ins>
-      <w:ins w:id="35" w:author="PR Preview" w:date="2026-01-01T00:00:00Z">
-        <w:r>
-          <w:t xml:space="preserve"> </w:t>
-        </w:r>
-      </w:ins>
+      <w:r>
+        <w:t xml:space="preserve">,</w:t>
+      </w:r>
+      <w:r>
+        <w:t xml:space="preserve"> </w:t>
+      </w:r>
+      <w:r>
+        <w:t xml:space="preserve">then state</w:t>
+      </w:r>
+      <w:r>
+        <w:t xml:space="preserve"> </w:t>
+      </w:r>
       <m:oMath>
         <m:sSup>
           <m:e>
@@ -2392,31 +2326,21 @@
           <m:t>​</m:t>
         </m:r>
       </m:oMath>
-      <w:ins w:id="36" w:author="PR Preview" w:date="2026-01-01T00:00:00Z">
-        <w:r>
-          <w:t xml:space="preserve"> </w:t>
-        </w:r>
-      </w:ins>
-      <w:ins w:id="37" w:author="PR Preview" w:date="2026-01-01T00:00:00Z">
-        <w:r>
-          <w:t xml:space="preserve">as a result.</w:t>
-        </w:r>
-      </w:ins>
-      <w:ins w:id="38" w:author="PR Preview" w:date="2026-01-01T00:00:00Z">
-        <w:r>
-          <w:t xml:space="preserve"> </w:t>
-        </w:r>
-      </w:ins>
-      <w:ins w:id="39" w:author="PR Preview" w:date="2026-01-01T00:00:00Z">
-        <w:r>
-          <w:t xml:space="preserve">A definition that also shows</w:t>
-        </w:r>
-      </w:ins>
-      <w:ins w:id="40" w:author="PR Preview" w:date="2026-01-01T00:00:00Z">
-        <w:r>
-          <w:t xml:space="preserve"> </w:t>
-        </w:r>
-      </w:ins>
+      <w:r>
+        <w:t xml:space="preserve"> </w:t>
+      </w:r>
+      <w:r>
+        <w:t xml:space="preserve">as a result.</w:t>
+      </w:r>
+      <w:r>
+        <w:t xml:space="preserve"> </w:t>
+      </w:r>
+      <w:r>
+        <w:t xml:space="preserve">A definition that also shows</w:t>
+      </w:r>
+      <w:r>
+        <w:t xml:space="preserve"> </w:t>
+      </w:r>
       <m:oMath>
         <m:r>
           <m:rPr>
@@ -2468,66 +2392,42 @@
           <m:t>​</m:t>
         </m:r>
       </m:oMath>
-      <w:ins w:id="41" w:author="PR Preview" w:date="2026-01-01T00:00:00Z">
-        <w:r>
-          <w:t xml:space="preserve"> </w:t>
-        </w:r>
-      </w:ins>
-      <w:ins w:id="42" w:author="PR Preview" w:date="2026-01-01T00:00:00Z">
-        <w:r>
-          <w:t xml:space="preserve">asserts a result without a statement or a proof,</w:t>
-        </w:r>
-      </w:ins>
-      <w:ins w:id="43" w:author="PR Preview" w:date="2026-01-01T00:00:00Z">
-        <w:r>
-          <w:t xml:space="preserve"> </w:t>
-        </w:r>
-      </w:ins>
-      <w:ins w:id="44" w:author="PR Preview" w:date="2026-01-01T00:00:00Z">
-        <w:r>
-          <w:t xml:space="preserve">and the reader cannot tell which equality is the definition.</w:t>
-        </w:r>
-      </w:ins>
-      <w:ins w:id="45" w:author="PR Preview" w:date="2026-01-01T00:00:00Z">
-        <w:r>
-          <w:t xml:space="preserve"> </w:t>
-        </w:r>
-      </w:ins>
-      <w:ins w:id="46" w:author="PR Preview" w:date="2026-01-01T00:00:00Z">
-        <w:r>
-          <w:t xml:space="preserve">The same holds for a sentence:</w:t>
-        </w:r>
-      </w:ins>
-      <w:ins w:id="47" w:author="PR Preview" w:date="2026-01-01T00:00:00Z">
-        <w:r>
-          <w:t xml:space="preserve"> </w:t>
-        </w:r>
-      </w:ins>
-      <w:ins w:id="48" w:author="PR Preview" w:date="2026-01-01T00:00:00Z">
-        <w:r>
-          <w:t xml:space="preserve">a definition that adds</w:t>
-        </w:r>
-      </w:ins>
-      <w:ins w:id="49" w:author="PR Preview" w:date="2026-01-01T00:00:00Z">
-        <w:r>
-          <w:t xml:space="preserve"> </w:t>
-        </w:r>
-      </w:ins>
-      <w:ins w:id="50" w:author="PR Preview" w:date="2026-01-01T00:00:00Z">
-        <w:r>
-          <w:t xml:space="preserve">“equivalently, the variance of the outcome given the covariates”</w:t>
-        </w:r>
-      </w:ins>
-      <w:ins w:id="51" w:author="PR Preview" w:date="2026-01-01T00:00:00Z">
-        <w:r>
-          <w:t xml:space="preserve"> </w:t>
-        </w:r>
-      </w:ins>
-      <w:ins w:id="52" w:author="PR Preview" w:date="2026-01-01T00:00:00Z">
-        <w:r>
-          <w:t xml:space="preserve">states a result, so it belongs in one.</w:t>
-        </w:r>
-      </w:ins>
+      <w:r>
+        <w:t xml:space="preserve"> </w:t>
+      </w:r>
+      <w:r>
+        <w:t xml:space="preserve">asserts a result without a statement or a proof,</w:t>
+      </w:r>
+      <w:r>
+        <w:t xml:space="preserve"> </w:t>
+      </w:r>
+      <w:r>
+        <w:t xml:space="preserve">and the reader cannot tell which equality is the definition.</w:t>
+      </w:r>
+      <w:r>
+        <w:t xml:space="preserve"> </w:t>
+      </w:r>
+      <w:r>
+        <w:t xml:space="preserve">The same holds for a sentence:</w:t>
+      </w:r>
+      <w:r>
+        <w:t xml:space="preserve"> </w:t>
+      </w:r>
+      <w:r>
+        <w:t xml:space="preserve">a definition that adds</w:t>
+      </w:r>
+      <w:r>
+        <w:t xml:space="preserve"> </w:t>
+      </w:r>
+      <w:r>
+        <w:t xml:space="preserve">“equivalently, the variance of the outcome given the covariates”</w:t>
+      </w:r>
+      <w:r>
+        <w:t xml:space="preserve"> </w:t>
+      </w:r>
+      <w:r>
+        <w:t xml:space="preserve">states a result, so it belongs in one.</w:t>
+      </w:r>
     </w:p>
     <w:p>
       <w:pPr>
@@ -2536,105 +2436,71 @@
           <w:numId w:val="1001"/>
         </w:numPr>
       </w:pPr>
-      <w:ins w:id="53" w:author="PR Preview" w:date="2026-01-01T00:00:00Z">
+      <w:r>
+        <w:rPr>
+          <w:b/>
+          <w:bCs/>
+        </w:rPr>
+        <w:t xml:space="preserve">Write both sides of a definition in the same notation:</w:t>
+      </w:r>
+      <w:r>
+        <w:t xml:space="preserve"> </w:t>
+      </w:r>
+      <w:r>
+        <w:t xml:space="preserve">The symbol on the left names an object,</w:t>
+      </w:r>
+      <w:r>
+        <w:t xml:space="preserve"> </w:t>
+      </w:r>
+      <w:r>
+        <w:t xml:space="preserve">and the right side expands that object’s own definition.</w:t>
+      </w:r>
+      <w:r>
+        <w:t xml:space="preserve"> </w:t>
+      </w:r>
+      <w:r>
+        <w:t xml:space="preserve">It does not describe the object in another way,</w:t>
+      </w:r>
+      <w:r>
+        <w:t xml:space="preserve"> </w:t>
+      </w:r>
+      <w:r>
+        <w:t xml:space="preserve">because the step from one description to the other is a result.</w:t>
+      </w:r>
+      <w:r>
+        <w:t xml:space="preserve"> </w:t>
+      </w:r>
+      <w:r>
+        <w:t xml:space="preserve">For example, with the conditional expectation</w:t>
+      </w:r>
+      <w:r>
+        <w:t xml:space="preserve"> </w:t>
+      </w:r>
+      <w:hyperlink r:id="rId16">
         <w:r>
           <w:rPr>
-            <w:b/>
-            <w:bCs/>
+            <w:rStyle w:val="Hyperlink"/>
           </w:rPr>
-          <w:t xml:space="preserve">Write both sides of a definition in the same notation:</w:t>
+          <w:t xml:space="preserve">function</w:t>
         </w:r>
-      </w:ins>
-      <w:ins w:id="54" w:author="PR Preview" w:date="2026-01-01T00:00:00Z">
-        <w:r>
-          <w:t xml:space="preserve"> </w:t>
-        </w:r>
-      </w:ins>
-      <w:ins w:id="55" w:author="PR Preview" w:date="2026-01-01T00:00:00Z">
-        <w:r>
-          <w:t xml:space="preserve">The symbol on the left names an object,</w:t>
-        </w:r>
-      </w:ins>
-      <w:ins w:id="56" w:author="PR Preview" w:date="2026-01-01T00:00:00Z">
-        <w:r>
-          <w:t xml:space="preserve"> </w:t>
-        </w:r>
-      </w:ins>
-      <w:ins w:id="57" w:author="PR Preview" w:date="2026-01-01T00:00:00Z">
-        <w:r>
-          <w:t xml:space="preserve">and the right side expands that object’s own definition.</w:t>
-        </w:r>
-      </w:ins>
-      <w:ins w:id="58" w:author="PR Preview" w:date="2026-01-01T00:00:00Z">
-        <w:r>
-          <w:t xml:space="preserve"> </w:t>
-        </w:r>
-      </w:ins>
-      <w:ins w:id="59" w:author="PR Preview" w:date="2026-01-01T00:00:00Z">
-        <w:r>
-          <w:t xml:space="preserve">It does not describe the object in another way,</w:t>
-        </w:r>
-      </w:ins>
-      <w:ins w:id="60" w:author="PR Preview" w:date="2026-01-01T00:00:00Z">
-        <w:r>
-          <w:t xml:space="preserve"> </w:t>
-        </w:r>
-      </w:ins>
-      <w:ins w:id="61" w:author="PR Preview" w:date="2026-01-01T00:00:00Z">
-        <w:r>
-          <w:t xml:space="preserve">because the step from one description to the other is a result.</w:t>
-        </w:r>
-      </w:ins>
-      <w:ins w:id="62" w:author="PR Preview" w:date="2026-01-01T00:00:00Z">
-        <w:r>
-          <w:t xml:space="preserve"> </w:t>
-        </w:r>
-      </w:ins>
-      <w:ins w:id="63" w:author="PR Preview" w:date="2026-01-01T00:00:00Z">
-        <w:r>
-          <w:t xml:space="preserve">For example, with the conditional expectation</w:t>
-        </w:r>
-      </w:ins>
-      <w:ins w:id="64" w:author="PR Preview" w:date="2026-01-01T00:00:00Z">
-        <w:r>
-          <w:t xml:space="preserve"> </w:t>
-        </w:r>
-      </w:ins>
-      <w:hyperlink r:id="rId16">
-        <w:ins w:id="65" w:author="PR Preview" w:date="2026-01-01T00:00:00Z">
-          <w:r>
-            <w:rPr>
-              <w:rStyle w:val="Hyperlink"/>
-            </w:rPr>
-            <w:t xml:space="preserve">function</w:t>
-          </w:r>
-        </w:ins>
       </w:hyperlink>
-      <w:ins w:id="66" w:author="PR Preview" w:date="2026-01-01T00:00:00Z">
-        <w:r>
-          <w:t xml:space="preserve"> </w:t>
-        </w:r>
-      </w:ins>
+      <w:r>
+        <w:t xml:space="preserve"> </w:t>
+      </w:r>
       <m:oMath>
         <m:r>
           <m:t>μ</m:t>
         </m:r>
       </m:oMath>
-      <w:ins w:id="67" w:author="PR Preview" w:date="2026-01-01T00:00:00Z">
-        <w:r>
-          <w:t xml:space="preserve"> </w:t>
-        </w:r>
-      </w:ins>
-      <w:ins w:id="68" w:author="PR Preview" w:date="2026-01-01T00:00:00Z">
-        <w:r>
-          <w:t xml:space="preserve">and its prediction error</w:t>
-        </w:r>
-      </w:ins>
-      <w:ins w:id="69" w:author="PR Preview" w:date="2026-01-01T00:00:00Z">
-        <w:r>
-          <w:t xml:space="preserve"> </w:t>
-        </w:r>
-      </w:ins>
+      <w:r>
+        <w:t xml:space="preserve"> </w:t>
+      </w:r>
+      <w:r>
+        <w:t xml:space="preserve">and its prediction error</w:t>
+      </w:r>
+      <w:r>
+        <w:t xml:space="preserve"> </w:t>
+      </w:r>
       <m:oMath>
         <m:sSub>
           <m:e>
@@ -2672,26 +2538,18 @@
           <m:t>​</m:t>
         </m:r>
       </m:oMath>
-      <w:ins w:id="70" w:author="PR Preview" w:date="2026-01-01T00:00:00Z">
-        <w:r>
-          <w:t xml:space="preserve">,</w:t>
-        </w:r>
-      </w:ins>
-      <w:ins w:id="71" w:author="PR Preview" w:date="2026-01-01T00:00:00Z">
-        <w:r>
-          <w:t xml:space="preserve"> </w:t>
-        </w:r>
-      </w:ins>
-      <w:ins w:id="72" w:author="PR Preview" w:date="2026-01-01T00:00:00Z">
-        <w:r>
-          <w:t xml:space="preserve">define the residual risk as</w:t>
-        </w:r>
-      </w:ins>
-      <w:ins w:id="73" w:author="PR Preview" w:date="2026-01-01T00:00:00Z">
-        <w:r>
-          <w:t xml:space="preserve"> </w:t>
-        </w:r>
-      </w:ins>
+      <w:r>
+        <w:t xml:space="preserve">,</w:t>
+      </w:r>
+      <w:r>
+        <w:t xml:space="preserve"> </w:t>
+      </w:r>
+      <w:r>
+        <w:t xml:space="preserve">define the residual risk as</w:t>
+      </w:r>
+      <w:r>
+        <w:t xml:space="preserve"> </w:t>
+      </w:r>
       <m:oMath>
         <m:r>
           <m:t>R</m:t>
@@ -2805,26 +2663,18 @@
           <m:t>​</m:t>
         </m:r>
       </m:oMath>
-      <w:ins w:id="74" w:author="PR Preview" w:date="2026-01-01T00:00:00Z">
-        <w:r>
-          <w:t xml:space="preserve">,</w:t>
-        </w:r>
-      </w:ins>
-      <w:ins w:id="75" w:author="PR Preview" w:date="2026-01-01T00:00:00Z">
-        <w:r>
-          <w:t xml:space="preserve"> </w:t>
-        </w:r>
-      </w:ins>
-      <w:ins w:id="76" w:author="PR Preview" w:date="2026-01-01T00:00:00Z">
-        <w:r>
-          <w:t xml:space="preserve">not as</w:t>
-        </w:r>
-      </w:ins>
-      <w:ins w:id="77" w:author="PR Preview" w:date="2026-01-01T00:00:00Z">
-        <w:r>
-          <w:t xml:space="preserve"> </w:t>
-        </w:r>
-      </w:ins>
+      <w:r>
+        <w:t xml:space="preserve">,</w:t>
+      </w:r>
+      <w:r>
+        <w:t xml:space="preserve"> </w:t>
+      </w:r>
+      <w:r>
+        <w:t xml:space="preserve">not as</w:t>
+      </w:r>
+      <w:r>
+        <w:t xml:space="preserve"> </w:t>
+      </w:r>
       <m:oMath>
         <m:r>
           <m:t>R</m:t>
@@ -2947,71 +2797,47 @@
           <m:t>​</m:t>
         </m:r>
       </m:oMath>
-      <w:ins w:id="78" w:author="PR Preview" w:date="2026-01-01T00:00:00Z">
-        <w:r>
-          <w:t xml:space="preserve">.</w:t>
-        </w:r>
-      </w:ins>
-      <w:ins w:id="79" w:author="PR Preview" w:date="2026-01-01T00:00:00Z">
-        <w:r>
-          <w:t xml:space="preserve"> </w:t>
-        </w:r>
-      </w:ins>
-      <w:ins w:id="80" w:author="PR Preview" w:date="2026-01-01T00:00:00Z">
-        <w:r>
-          <w:t xml:space="preserve">The second form spells the function</w:t>
-        </w:r>
-      </w:ins>
-      <w:ins w:id="81" w:author="PR Preview" w:date="2026-01-01T00:00:00Z">
-        <w:r>
-          <w:t xml:space="preserve"> </w:t>
-        </w:r>
-      </w:ins>
+      <w:r>
+        <w:t xml:space="preserve">.</w:t>
+      </w:r>
+      <w:r>
+        <w:t xml:space="preserve"> </w:t>
+      </w:r>
+      <w:r>
+        <w:t xml:space="preserve">The second form spells the function</w:t>
+      </w:r>
+      <w:r>
+        <w:t xml:space="preserve"> </w:t>
+      </w:r>
       <m:oMath>
         <m:r>
           <m:t>μ</m:t>
         </m:r>
       </m:oMath>
-      <w:ins w:id="82" w:author="PR Preview" w:date="2026-01-01T00:00:00Z">
-        <w:r>
-          <w:t xml:space="preserve"> </w:t>
-        </w:r>
-      </w:ins>
-      <w:ins w:id="83" w:author="PR Preview" w:date="2026-01-01T00:00:00Z">
-        <w:r>
-          <w:t xml:space="preserve">out on the right</w:t>
-        </w:r>
-      </w:ins>
-      <w:ins w:id="84" w:author="PR Preview" w:date="2026-01-01T00:00:00Z">
-        <w:r>
-          <w:t xml:space="preserve"> </w:t>
-        </w:r>
-      </w:ins>
-      <w:ins w:id="85" w:author="PR Preview" w:date="2026-01-01T00:00:00Z">
-        <w:r>
-          <w:t xml:space="preserve">but names it on the left,</w:t>
-        </w:r>
-      </w:ins>
-      <w:ins w:id="86" w:author="PR Preview" w:date="2026-01-01T00:00:00Z">
-        <w:r>
-          <w:t xml:space="preserve"> </w:t>
-        </w:r>
-      </w:ins>
-      <w:ins w:id="87" w:author="PR Preview" w:date="2026-01-01T00:00:00Z">
-        <w:r>
-          <w:t xml:space="preserve">so a reader cannot tell whether the two sides describe the same object.</w:t>
-        </w:r>
-      </w:ins>
-      <w:ins w:id="88" w:author="PR Preview" w:date="2026-01-01T00:00:00Z">
-        <w:r>
-          <w:t xml:space="preserve"> </w:t>
-        </w:r>
-      </w:ins>
-      <w:ins w:id="89" w:author="PR Preview" w:date="2026-01-01T00:00:00Z">
-        <w:r>
-          <w:t xml:space="preserve">Derive the second form from the first in a proof.</w:t>
-        </w:r>
-      </w:ins>
+      <w:r>
+        <w:t xml:space="preserve"> </w:t>
+      </w:r>
+      <w:r>
+        <w:t xml:space="preserve">out on the right</w:t>
+      </w:r>
+      <w:r>
+        <w:t xml:space="preserve"> </w:t>
+      </w:r>
+      <w:r>
+        <w:t xml:space="preserve">but names it on the left,</w:t>
+      </w:r>
+      <w:r>
+        <w:t xml:space="preserve"> </w:t>
+      </w:r>
+      <w:r>
+        <w:t xml:space="preserve">so a reader cannot tell whether the two sides describe the same object.</w:t>
+      </w:r>
+      <w:r>
+        <w:t xml:space="preserve"> </w:t>
+      </w:r>
+      <w:r>
+        <w:t xml:space="preserve">Derive the second form from the first in a proof.</w:t>
+      </w:r>
     </w:p>
     <w:p>
       <w:pPr>
@@ -3020,130 +2846,88 @@
           <w:numId w:val="1001"/>
         </w:numPr>
       </w:pPr>
-      <w:ins w:id="90" w:author="PR Preview" w:date="2026-01-01T00:00:00Z">
+      <w:r>
+        <w:rPr>
+          <w:b/>
+          <w:bCs/>
+        </w:rPr>
+        <w:t xml:space="preserve">Reuse the notation and the concept names of the result that introduces an object:</w:t>
+      </w:r>
+      <w:r>
+        <w:t xml:space="preserve"> </w:t>
+      </w:r>
+      <w:r>
+        <w:t xml:space="preserve">When an earlier theorem names an object,</w:t>
+      </w:r>
+      <w:r>
+        <w:t xml:space="preserve"> </w:t>
+      </w:r>
+      <w:r>
+        <w:t xml:space="preserve">every later definition about it uses the same symbols and the same concept.</w:t>
+      </w:r>
+      <w:r>
+        <w:t xml:space="preserve"> </w:t>
+      </w:r>
+      <w:r>
+        <w:t xml:space="preserve">Do not coin an alias symbol or a synonym</w:t>
+      </w:r>
+      <w:r>
+        <w:t xml:space="preserve"> </w:t>
+      </w:r>
+      <w:hyperlink w:anchor="def-term">
         <w:r>
           <w:rPr>
-            <w:b/>
-            <w:bCs/>
+            <w:rStyle w:val="Hyperlink"/>
           </w:rPr>
-          <w:t xml:space="preserve">Reuse the notation and the concept names of the result that introduces an object:</w:t>
+          <w:t xml:space="preserve">term</w:t>
         </w:r>
-      </w:ins>
-      <w:ins w:id="91" w:author="PR Preview" w:date="2026-01-01T00:00:00Z">
+      </w:hyperlink>
+      <w:r>
+        <w:t xml:space="preserve"> </w:t>
+      </w:r>
+      <w:r>
+        <w:t xml:space="preserve">for it.</w:t>
+      </w:r>
+      <w:r>
+        <w:t xml:space="preserve"> </w:t>
+      </w:r>
+      <w:r>
+        <w:t xml:space="preserve">For example, a theorem that decomposes the squared-error risk</w:t>
+      </w:r>
+      <w:r>
+        <w:t xml:space="preserve"> </w:t>
+      </w:r>
+      <w:r>
+        <w:t xml:space="preserve">and names the minimizing</w:t>
+      </w:r>
+      <w:r>
+        <w:t xml:space="preserve"> </w:t>
+      </w:r>
+      <w:hyperlink r:id="rId16">
         <w:r>
-          <w:t xml:space="preserve"> </w:t>
+          <w:rPr>
+            <w:rStyle w:val="Hyperlink"/>
+          </w:rPr>
+          <w:t xml:space="preserve">function</w:t>
         </w:r>
-      </w:ins>
-      <w:ins w:id="92" w:author="PR Preview" w:date="2026-01-01T00:00:00Z">
-        <w:r>
-          <w:t xml:space="preserve">When an earlier theorem names an object,</w:t>
-        </w:r>
-      </w:ins>
-      <w:ins w:id="93" w:author="PR Preview" w:date="2026-01-01T00:00:00Z">
-        <w:r>
-          <w:t xml:space="preserve"> </w:t>
-        </w:r>
-      </w:ins>
-      <w:ins w:id="94" w:author="PR Preview" w:date="2026-01-01T00:00:00Z">
-        <w:r>
-          <w:t xml:space="preserve">every later definition about it uses the same symbols and the same concept.</w:t>
-        </w:r>
-      </w:ins>
-      <w:ins w:id="95" w:author="PR Preview" w:date="2026-01-01T00:00:00Z">
-        <w:r>
-          <w:t xml:space="preserve"> </w:t>
-        </w:r>
-      </w:ins>
-      <w:ins w:id="96" w:author="PR Preview" w:date="2026-01-01T00:00:00Z">
-        <w:r>
-          <w:t xml:space="preserve">Do not coin an alias symbol or a synonym</w:t>
-        </w:r>
-      </w:ins>
-      <w:ins w:id="97" w:author="PR Preview" w:date="2026-01-01T00:00:00Z">
-        <w:r>
-          <w:t xml:space="preserve"> </w:t>
-        </w:r>
-      </w:ins>
-      <w:hyperlink w:anchor="def-term">
-        <w:ins w:id="98" w:author="PR Preview" w:date="2026-01-01T00:00:00Z">
-          <w:r>
-            <w:rPr>
-              <w:rStyle w:val="Hyperlink"/>
-            </w:rPr>
-            <w:t xml:space="preserve">term</w:t>
-          </w:r>
-        </w:ins>
       </w:hyperlink>
-      <w:ins w:id="99" w:author="PR Preview" w:date="2026-01-01T00:00:00Z">
-        <w:r>
-          <w:t xml:space="preserve"> </w:t>
-        </w:r>
-      </w:ins>
-      <w:ins w:id="100" w:author="PR Preview" w:date="2026-01-01T00:00:00Z">
-        <w:r>
-          <w:t xml:space="preserve">for it.</w:t>
-        </w:r>
-      </w:ins>
-      <w:ins w:id="101" w:author="PR Preview" w:date="2026-01-01T00:00:00Z">
-        <w:r>
-          <w:t xml:space="preserve"> </w:t>
-        </w:r>
-      </w:ins>
-      <w:ins w:id="102" w:author="PR Preview" w:date="2026-01-01T00:00:00Z">
-        <w:r>
-          <w:t xml:space="preserve">For example, a theorem that decomposes the squared-error risk</w:t>
-        </w:r>
-      </w:ins>
-      <w:ins w:id="103" w:author="PR Preview" w:date="2026-01-01T00:00:00Z">
-        <w:r>
-          <w:t xml:space="preserve"> </w:t>
-        </w:r>
-      </w:ins>
-      <w:ins w:id="104" w:author="PR Preview" w:date="2026-01-01T00:00:00Z">
-        <w:r>
-          <w:t xml:space="preserve">and names the minimizing</w:t>
-        </w:r>
-      </w:ins>
-      <w:ins w:id="105" w:author="PR Preview" w:date="2026-01-01T00:00:00Z">
-        <w:r>
-          <w:t xml:space="preserve"> </w:t>
-        </w:r>
-      </w:ins>
-      <w:hyperlink r:id="rId16">
-        <w:ins w:id="106" w:author="PR Preview" w:date="2026-01-01T00:00:00Z">
-          <w:r>
-            <w:rPr>
-              <w:rStyle w:val="Hyperlink"/>
-            </w:rPr>
-            <w:t xml:space="preserve">function</w:t>
-          </w:r>
-        </w:ins>
-      </w:hyperlink>
-      <w:ins w:id="107" w:author="PR Preview" w:date="2026-01-01T00:00:00Z">
-        <w:r>
-          <w:t xml:space="preserve"> </w:t>
-        </w:r>
-      </w:ins>
+      <w:r>
+        <w:t xml:space="preserve"> </w:t>
+      </w:r>
       <m:oMath>
         <m:r>
           <m:t>μ</m:t>
         </m:r>
       </m:oMath>
-      <w:ins w:id="108" w:author="PR Preview" w:date="2026-01-01T00:00:00Z">
-        <w:r>
-          <w:t xml:space="preserve"> </w:t>
-        </w:r>
-      </w:ins>
-      <w:ins w:id="109" w:author="PR Preview" w:date="2026-01-01T00:00:00Z">
-        <w:r>
-          <w:t xml:space="preserve">fixes the residual risk as the risk</w:t>
-        </w:r>
-      </w:ins>
-      <w:ins w:id="110" w:author="PR Preview" w:date="2026-01-01T00:00:00Z">
-        <w:r>
-          <w:t xml:space="preserve"> </w:t>
-        </w:r>
-      </w:ins>
+      <w:r>
+        <w:t xml:space="preserve"> </w:t>
+      </w:r>
+      <w:r>
+        <w:t xml:space="preserve">fixes the residual risk as the risk</w:t>
+      </w:r>
+      <w:r>
+        <w:t xml:space="preserve"> </w:t>
+      </w:r>
       <m:oMath>
         <m:r>
           <m:t>R</m:t>
@@ -3168,36 +2952,24 @@
           <m:t>​</m:t>
         </m:r>
       </m:oMath>
-      <w:ins w:id="111" w:author="PR Preview" w:date="2026-01-01T00:00:00Z">
-        <w:r>
-          <w:t xml:space="preserve"> </w:t>
-        </w:r>
-      </w:ins>
-      <w:ins w:id="112" w:author="PR Preview" w:date="2026-01-01T00:00:00Z">
-        <w:r>
-          <w:t xml:space="preserve">of that function.</w:t>
-        </w:r>
-      </w:ins>
-      <w:ins w:id="113" w:author="PR Preview" w:date="2026-01-01T00:00:00Z">
-        <w:r>
-          <w:t xml:space="preserve"> </w:t>
-        </w:r>
-      </w:ins>
-      <w:ins w:id="114" w:author="PR Preview" w:date="2026-01-01T00:00:00Z">
-        <w:r>
-          <w:t xml:space="preserve">A definition that names the residual risk through a second symbol for the same function</w:t>
-        </w:r>
-      </w:ins>
-      <w:ins w:id="115" w:author="PR Preview" w:date="2026-01-01T00:00:00Z">
-        <w:r>
-          <w:t xml:space="preserve"> </w:t>
-        </w:r>
-      </w:ins>
-      <w:ins w:id="116" w:author="PR Preview" w:date="2026-01-01T00:00:00Z">
-        <w:r>
-          <w:t xml:space="preserve">leaves the reader to check that the two symbols denote one object.</w:t>
-        </w:r>
-      </w:ins>
+      <w:r>
+        <w:t xml:space="preserve"> </w:t>
+      </w:r>
+      <w:r>
+        <w:t xml:space="preserve">of that function.</w:t>
+      </w:r>
+      <w:r>
+        <w:t xml:space="preserve"> </w:t>
+      </w:r>
+      <w:r>
+        <w:t xml:space="preserve">A definition that names the residual risk through a second symbol for the same function</w:t>
+      </w:r>
+      <w:r>
+        <w:t xml:space="preserve"> </w:t>
+      </w:r>
+      <w:r>
+        <w:t xml:space="preserve">leaves the reader to check that the two symbols denote one object.</w:t>
+      </w:r>
     </w:p>
     <w:p>
       <w:pPr>
@@ -3206,155 +2978,103 @@
           <w:numId w:val="1001"/>
         </w:numPr>
       </w:pPr>
-      <w:ins w:id="117" w:author="PR Preview" w:date="2026-01-01T00:00:00Z">
+      <w:r>
+        <w:rPr>
+          <w:b/>
+          <w:bCs/>
+        </w:rPr>
+        <w:t xml:space="preserve">Make a definition as concise as possible:</w:t>
+      </w:r>
+      <w:r>
+        <w:t xml:space="preserve"> </w:t>
+      </w:r>
+      <w:r>
+        <w:t xml:space="preserve">State the</w:t>
+      </w:r>
+      <w:r>
+        <w:t xml:space="preserve"> </w:t>
+      </w:r>
+      <w:hyperlink w:anchor="def-term">
         <w:r>
           <w:rPr>
-            <w:b/>
-            <w:bCs/>
+            <w:rStyle w:val="Hyperlink"/>
           </w:rPr>
-          <w:t xml:space="preserve">Make a definition as concise as possible:</w:t>
+          <w:t xml:space="preserve">term</w:t>
         </w:r>
-      </w:ins>
-      <w:ins w:id="118" w:author="PR Preview" w:date="2026-01-01T00:00:00Z">
+      </w:hyperlink>
+      <w:r>
+        <w:t xml:space="preserve"> </w:t>
+      </w:r>
+      <w:r>
+        <w:t xml:space="preserve">with the fewest words and symbols that fix it exactly.</w:t>
+      </w:r>
+      <w:r>
+        <w:t xml:space="preserve"> </w:t>
+      </w:r>
+      <w:r>
+        <w:t xml:space="preserve">Build on terms that are already defined, and link them,</w:t>
+      </w:r>
+      <w:r>
+        <w:t xml:space="preserve"> </w:t>
+      </w:r>
+      <w:r>
+        <w:t xml:space="preserve">instead of spelling out again what they mean.</w:t>
+      </w:r>
+      <w:r>
+        <w:t xml:space="preserve"> </w:t>
+      </w:r>
+      <w:r>
+        <w:t xml:space="preserve">For example, define a mode of a distribution as an element of the</w:t>
+      </w:r>
+      <w:r>
+        <w:t xml:space="preserve"> </w:t>
+      </w:r>
+      <w:hyperlink r:id="rId18">
         <w:r>
-          <w:t xml:space="preserve"> </w:t>
+          <w:rPr>
+            <w:rStyle w:val="Hyperlink"/>
+          </w:rPr>
+          <w:t xml:space="preserve">argmax</w:t>
         </w:r>
-      </w:ins>
-      <w:ins w:id="119" w:author="PR Preview" w:date="2026-01-01T00:00:00Z">
+      </w:hyperlink>
+      <w:r>
+        <w:t xml:space="preserve"> </w:t>
+      </w:r>
+      <w:r>
+        <w:t xml:space="preserve">of its density or mass</w:t>
+      </w:r>
+      <w:r>
+        <w:t xml:space="preserve"> </w:t>
+      </w:r>
+      <w:hyperlink r:id="rId16">
         <w:r>
-          <w:t xml:space="preserve">State the</w:t>
+          <w:rPr>
+            <w:rStyle w:val="Hyperlink"/>
+          </w:rPr>
+          <w:t xml:space="preserve">function</w:t>
         </w:r>
-      </w:ins>
-      <w:ins w:id="120" w:author="PR Preview" w:date="2026-01-01T00:00:00Z">
-        <w:r>
-          <w:t xml:space="preserve"> </w:t>
-        </w:r>
-      </w:ins>
-      <w:hyperlink w:anchor="def-term">
-        <w:ins w:id="121" w:author="PR Preview" w:date="2026-01-01T00:00:00Z">
-          <w:r>
-            <w:rPr>
-              <w:rStyle w:val="Hyperlink"/>
-            </w:rPr>
-            <w:t xml:space="preserve">term</w:t>
-          </w:r>
-        </w:ins>
       </w:hyperlink>
-      <w:ins w:id="122" w:author="PR Preview" w:date="2026-01-01T00:00:00Z">
-        <w:r>
-          <w:t xml:space="preserve"> </w:t>
-        </w:r>
-      </w:ins>
-      <w:ins w:id="123" w:author="PR Preview" w:date="2026-01-01T00:00:00Z">
-        <w:r>
-          <w:t xml:space="preserve">with the fewest words and symbols that fix it exactly.</w:t>
-        </w:r>
-      </w:ins>
-      <w:ins w:id="124" w:author="PR Preview" w:date="2026-01-01T00:00:00Z">
-        <w:r>
-          <w:t xml:space="preserve"> </w:t>
-        </w:r>
-      </w:ins>
-      <w:ins w:id="125" w:author="PR Preview" w:date="2026-01-01T00:00:00Z">
-        <w:r>
-          <w:t xml:space="preserve">Build on terms that are already defined, and link them,</w:t>
-        </w:r>
-      </w:ins>
-      <w:ins w:id="126" w:author="PR Preview" w:date="2026-01-01T00:00:00Z">
-        <w:r>
-          <w:t xml:space="preserve"> </w:t>
-        </w:r>
-      </w:ins>
-      <w:ins w:id="127" w:author="PR Preview" w:date="2026-01-01T00:00:00Z">
-        <w:r>
-          <w:t xml:space="preserve">instead of spelling out again what they mean.</w:t>
-        </w:r>
-      </w:ins>
-      <w:ins w:id="128" w:author="PR Preview" w:date="2026-01-01T00:00:00Z">
-        <w:r>
-          <w:t xml:space="preserve"> </w:t>
-        </w:r>
-      </w:ins>
-      <w:ins w:id="129" w:author="PR Preview" w:date="2026-01-01T00:00:00Z">
-        <w:r>
-          <w:t xml:space="preserve">For example, define a mode of a distribution as an element of the</w:t>
-        </w:r>
-      </w:ins>
-      <w:ins w:id="130" w:author="PR Preview" w:date="2026-01-01T00:00:00Z">
-        <w:r>
-          <w:t xml:space="preserve"> </w:t>
-        </w:r>
-      </w:ins>
-      <w:hyperlink r:id="rId18">
-        <w:ins w:id="131" w:author="PR Preview" w:date="2026-01-01T00:00:00Z">
-          <w:r>
-            <w:rPr>
-              <w:rStyle w:val="Hyperlink"/>
-            </w:rPr>
-            <w:t xml:space="preserve">argmax</w:t>
-          </w:r>
-        </w:ins>
-      </w:hyperlink>
-      <w:ins w:id="132" w:author="PR Preview" w:date="2026-01-01T00:00:00Z">
-        <w:r>
-          <w:t xml:space="preserve"> </w:t>
-        </w:r>
-      </w:ins>
-      <w:ins w:id="133" w:author="PR Preview" w:date="2026-01-01T00:00:00Z">
-        <w:r>
-          <w:t xml:space="preserve">of its density or mass</w:t>
-        </w:r>
-      </w:ins>
-      <w:ins w:id="134" w:author="PR Preview" w:date="2026-01-01T00:00:00Z">
-        <w:r>
-          <w:t xml:space="preserve"> </w:t>
-        </w:r>
-      </w:ins>
-      <w:hyperlink r:id="rId16">
-        <w:ins w:id="135" w:author="PR Preview" w:date="2026-01-01T00:00:00Z">
-          <w:r>
-            <w:rPr>
-              <w:rStyle w:val="Hyperlink"/>
-            </w:rPr>
-            <w:t xml:space="preserve">function</w:t>
-          </w:r>
-        </w:ins>
-      </w:hyperlink>
-      <w:ins w:id="136" w:author="PR Preview" w:date="2026-01-01T00:00:00Z">
-        <w:r>
-          <w:t xml:space="preserve">,</w:t>
-        </w:r>
-      </w:ins>
-      <w:ins w:id="137" w:author="PR Preview" w:date="2026-01-01T00:00:00Z">
-        <w:r>
-          <w:t xml:space="preserve"> </w:t>
-        </w:r>
-      </w:ins>
-      <w:ins w:id="138" w:author="PR Preview" w:date="2026-01-01T00:00:00Z">
-        <w:r>
-          <w:t xml:space="preserve">not by writing out the inequality that the argmax stands for.</w:t>
-        </w:r>
-      </w:ins>
-      <w:ins w:id="139" w:author="PR Preview" w:date="2026-01-01T00:00:00Z">
-        <w:r>
-          <w:t xml:space="preserve"> </w:t>
-        </w:r>
-      </w:ins>
-      <w:ins w:id="140" w:author="PR Preview" w:date="2026-01-01T00:00:00Z">
-        <w:r>
-          <w:t xml:space="preserve">The inequality belongs in the definition of the argmax, which the reader can follow the link to.</w:t>
-        </w:r>
-      </w:ins>
-      <w:ins w:id="141" w:author="PR Preview" w:date="2026-01-01T00:00:00Z">
-        <w:r>
-          <w:t xml:space="preserve"> </w:t>
-        </w:r>
-      </w:ins>
-      <w:ins w:id="142" w:author="PR Preview" w:date="2026-01-01T00:00:00Z">
-        <w:r>
-          <w:t xml:space="preserve">A definition that restates a linked term is longer to read and drifts from the original if either changes.</w:t>
-        </w:r>
-      </w:ins>
+      <w:r>
+        <w:t xml:space="preserve">,</w:t>
+      </w:r>
+      <w:r>
+        <w:t xml:space="preserve"> </w:t>
+      </w:r>
+      <w:r>
+        <w:t xml:space="preserve">not by writing out the inequality that the argmax stands for.</w:t>
+      </w:r>
+      <w:r>
+        <w:t xml:space="preserve"> </w:t>
+      </w:r>
+      <w:r>
+        <w:t xml:space="preserve">The inequality belongs in the definition of the argmax, which the reader can follow the link to.</w:t>
+      </w:r>
+      <w:r>
+        <w:t xml:space="preserve"> </w:t>
+      </w:r>
+      <w:r>
+        <w:t xml:space="preserve">A definition that restates a linked term is longer to read and drifts from the original if either changes.</w:t>
+      </w:r>
     </w:p>
     <w:p>
       <w:pPr>
